--- a/docs/DA1-website-va-cms/DA1-06-cd3-lap-trinh-va-nhat-ky.docx
+++ b/docs/DA1-website-va-cms/DA1-06-cd3-lap-trinh-va-nhat-ky.docx
@@ -4,12 +4,12 @@
   <w:body>
     <w:p>
       <w:pPr>
-        <w:spacing w:after="1400"/>
-      </w:pPr>
-    </w:p>
-    <w:p>
-      <w:pPr>
-        <w:spacing w:after="700"/>
+        <w:spacing w:after="900"/>
+      </w:pPr>
+    </w:p>
+    <w:p>
+      <w:pPr>
+        <w:spacing w:after="350"/>
         <w:jc w:val="center"/>
       </w:pPr>
       <w:r>
@@ -77,7 +77,7 @@
           <w:top w:val="single" w:color="008E4D" w:sz="12" w:space="18"/>
           <w:bottom w:val="single" w:color="008E4D" w:sz="12" w:space="18"/>
         </w:pBdr>
-        <w:spacing w:after="900" w:before="260"/>
+        <w:spacing w:after="500" w:before="220"/>
         <w:jc w:val="center"/>
       </w:pPr>
       <w:r>
@@ -94,7 +94,7 @@
     </w:p>
     <w:p>
       <w:pPr>
-        <w:spacing w:after="700"/>
+        <w:spacing w:after="350"/>
         <w:jc w:val="center"/>
       </w:pPr>
       <w:r>
@@ -591,7 +591,7 @@
     </w:tbl>
     <w:p>
       <w:pPr>
-        <w:spacing w:after="420"/>
+        <w:spacing w:after="200"/>
       </w:pPr>
     </w:p>
     <w:p>
@@ -1151,7 +1151,7 @@
     </w:tbl>
     <w:p>
       <w:pPr>
-        <w:spacing w:after="420"/>
+        <w:spacing w:after="200"/>
       </w:pPr>
     </w:p>
     <w:p>

--- a/docs/DA1-website-va-cms/DA1-06-cd3-lap-trinh-va-nhat-ky.docx
+++ b/docs/DA1-website-va-cms/DA1-06-cd3-lap-trinh-va-nhat-ky.docx
@@ -123,8 +123,8 @@
         <w:tblLayout w:type="fixed"/>
       </w:tblPr>
       <w:tblGrid>
-        <w:gridCol w:w="2302"/>
-        <w:gridCol w:w="7058"/>
+        <w:gridCol w:w="2700"/>
+        <w:gridCol w:w="6660"/>
       </w:tblGrid>
       <w:tr>
         <w:trPr>
@@ -132,7 +132,7 @@
         </w:trPr>
         <w:tc>
           <w:tcPr>
-            <w:tcW w:type="dxa" w:w="2302"/>
+            <w:tcW w:type="dxa" w:w="2700"/>
             <w:shd w:fill="EEF6F1" w:color="auto" w:val="clear"/>
             <w:tcMar>
               <w:top w:type="dxa" w:w="90"/>
@@ -161,7 +161,7 @@
         </w:tc>
         <w:tc>
           <w:tcPr>
-            <w:tcW w:type="dxa" w:w="7058"/>
+            <w:tcW w:type="dxa" w:w="6660"/>
             <w:shd w:fill="EEF6F1" w:color="auto" w:val="clear"/>
             <w:tcMar>
               <w:top w:type="dxa" w:w="90"/>
@@ -195,7 +195,7 @@
         </w:trPr>
         <w:tc>
           <w:tcPr>
-            <w:tcW w:type="dxa" w:w="2302"/>
+            <w:tcW w:type="dxa" w:w="2700"/>
             <w:tcMar>
               <w:top w:type="dxa" w:w="90"/>
               <w:left w:type="dxa" w:w="120"/>
@@ -221,7 +221,7 @@
         </w:tc>
         <w:tc>
           <w:tcPr>
-            <w:tcW w:type="dxa" w:w="7058"/>
+            <w:tcW w:type="dxa" w:w="6660"/>
             <w:tcMar>
               <w:top w:type="dxa" w:w="90"/>
               <w:left w:type="dxa" w:w="120"/>
@@ -252,7 +252,7 @@
         </w:trPr>
         <w:tc>
           <w:tcPr>
-            <w:tcW w:type="dxa" w:w="2302"/>
+            <w:tcW w:type="dxa" w:w="2700"/>
             <w:tcMar>
               <w:top w:type="dxa" w:w="90"/>
               <w:left w:type="dxa" w:w="120"/>
@@ -278,7 +278,7 @@
         </w:tc>
         <w:tc>
           <w:tcPr>
-            <w:tcW w:type="dxa" w:w="7058"/>
+            <w:tcW w:type="dxa" w:w="6660"/>
             <w:tcMar>
               <w:top w:type="dxa" w:w="90"/>
               <w:left w:type="dxa" w:w="120"/>
@@ -309,7 +309,7 @@
         </w:trPr>
         <w:tc>
           <w:tcPr>
-            <w:tcW w:type="dxa" w:w="2302"/>
+            <w:tcW w:type="dxa" w:w="2700"/>
             <w:tcMar>
               <w:top w:type="dxa" w:w="90"/>
               <w:left w:type="dxa" w:w="120"/>
@@ -335,7 +335,7 @@
         </w:tc>
         <w:tc>
           <w:tcPr>
-            <w:tcW w:type="dxa" w:w="7058"/>
+            <w:tcW w:type="dxa" w:w="6660"/>
             <w:tcMar>
               <w:top w:type="dxa" w:w="90"/>
               <w:left w:type="dxa" w:w="120"/>
@@ -366,7 +366,7 @@
         </w:trPr>
         <w:tc>
           <w:tcPr>
-            <w:tcW w:type="dxa" w:w="2302"/>
+            <w:tcW w:type="dxa" w:w="2700"/>
             <w:tcMar>
               <w:top w:type="dxa" w:w="90"/>
               <w:left w:type="dxa" w:w="120"/>
@@ -392,7 +392,7 @@
         </w:tc>
         <w:tc>
           <w:tcPr>
-            <w:tcW w:type="dxa" w:w="7058"/>
+            <w:tcW w:type="dxa" w:w="6660"/>
             <w:tcMar>
               <w:top w:type="dxa" w:w="90"/>
               <w:left w:type="dxa" w:w="120"/>
@@ -423,7 +423,7 @@
         </w:trPr>
         <w:tc>
           <w:tcPr>
-            <w:tcW w:type="dxa" w:w="2302"/>
+            <w:tcW w:type="dxa" w:w="2700"/>
             <w:tcMar>
               <w:top w:type="dxa" w:w="90"/>
               <w:left w:type="dxa" w:w="120"/>
@@ -449,7 +449,7 @@
         </w:tc>
         <w:tc>
           <w:tcPr>
-            <w:tcW w:type="dxa" w:w="7058"/>
+            <w:tcW w:type="dxa" w:w="6660"/>
             <w:tcMar>
               <w:top w:type="dxa" w:w="90"/>
               <w:left w:type="dxa" w:w="120"/>
@@ -480,7 +480,7 @@
         </w:trPr>
         <w:tc>
           <w:tcPr>
-            <w:tcW w:type="dxa" w:w="2302"/>
+            <w:tcW w:type="dxa" w:w="2700"/>
             <w:tcMar>
               <w:top w:type="dxa" w:w="90"/>
               <w:left w:type="dxa" w:w="120"/>
@@ -506,27 +506,27 @@
         </w:tc>
         <w:tc>
           <w:tcPr>
-            <w:tcW w:type="dxa" w:w="7058"/>
-            <w:tcMar>
-              <w:top w:type="dxa" w:w="90"/>
-              <w:left w:type="dxa" w:w="120"/>
-              <w:bottom w:type="dxa" w:w="90"/>
-              <w:right w:type="dxa" w:w="120"/>
-            </w:tcMar>
-            <w:vAlign w:val="center"/>
-          </w:tcPr>
-          <w:p>
-            <w:pPr>
-              <w:spacing w:after="0" w:line="280"/>
-            </w:pPr>
-            <w:r>
-              <w:rPr>
-                <w:rFonts w:ascii="Be Vietnam Pro" w:cs="Be Vietnam Pro" w:eastAsia="Be Vietnam Pro" w:hAnsi="Be Vietnam Pro"/>
-                <w:color w:val="101814"/>
-                <w:sz w:val="20"/>
-                <w:szCs w:val="20"/>
-              </w:rPr>
-              <w:t xml:space="preserve">Bộ phận Phát triển phần mềm — Công ty Bioscope</w:t>
+            <w:tcW w:type="dxa" w:w="6660"/>
+            <w:tcMar>
+              <w:top w:type="dxa" w:w="90"/>
+              <w:left w:type="dxa" w:w="120"/>
+              <w:bottom w:type="dxa" w:w="90"/>
+              <w:right w:type="dxa" w:w="120"/>
+            </w:tcMar>
+            <w:vAlign w:val="center"/>
+          </w:tcPr>
+          <w:p>
+            <w:pPr>
+              <w:spacing w:after="0" w:line="280"/>
+            </w:pPr>
+            <w:r>
+              <w:rPr>
+                <w:rFonts w:ascii="Be Vietnam Pro" w:cs="Be Vietnam Pro" w:eastAsia="Be Vietnam Pro" w:hAnsi="Be Vietnam Pro"/>
+                <w:color w:val="101814"/>
+                <w:sz w:val="20"/>
+                <w:szCs w:val="20"/>
+              </w:rPr>
+              <w:t xml:space="preserve">QuanNH — Team Lead, Công ty OPTIMAI</w:t>
             </w:r>
           </w:p>
         </w:tc>
@@ -537,7 +537,7 @@
         </w:trPr>
         <w:tc>
           <w:tcPr>
-            <w:tcW w:type="dxa" w:w="2302"/>
+            <w:tcW w:type="dxa" w:w="2700"/>
             <w:tcMar>
               <w:top w:type="dxa" w:w="90"/>
               <w:left w:type="dxa" w:w="120"/>
@@ -563,27 +563,27 @@
         </w:tc>
         <w:tc>
           <w:tcPr>
-            <w:tcW w:type="dxa" w:w="7058"/>
-            <w:tcMar>
-              <w:top w:type="dxa" w:w="90"/>
-              <w:left w:type="dxa" w:w="120"/>
-              <w:bottom w:type="dxa" w:w="90"/>
-              <w:right w:type="dxa" w:w="120"/>
-            </w:tcMar>
-            <w:vAlign w:val="center"/>
-          </w:tcPr>
-          <w:p>
-            <w:pPr>
-              <w:spacing w:after="0" w:line="280"/>
-            </w:pPr>
-            <w:r>
-              <w:rPr>
-                <w:rFonts w:ascii="Be Vietnam Pro" w:cs="Be Vietnam Pro" w:eastAsia="Be Vietnam Pro" w:hAnsi="Be Vietnam Pro"/>
-                <w:color w:val="101814"/>
-                <w:sz w:val="20"/>
-                <w:szCs w:val="20"/>
-              </w:rPr>
-              <w:t xml:space="preserve">Ban Giám đốc</w:t>
+            <w:tcW w:type="dxa" w:w="6660"/>
+            <w:tcMar>
+              <w:top w:type="dxa" w:w="90"/>
+              <w:left w:type="dxa" w:w="120"/>
+              <w:bottom w:type="dxa" w:w="90"/>
+              <w:right w:type="dxa" w:w="120"/>
+            </w:tcMar>
+            <w:vAlign w:val="center"/>
+          </w:tcPr>
+          <w:p>
+            <w:pPr>
+              <w:spacing w:after="0" w:line="280"/>
+            </w:pPr>
+            <w:r>
+              <w:rPr>
+                <w:rFonts w:ascii="Be Vietnam Pro" w:cs="Be Vietnam Pro" w:eastAsia="Be Vietnam Pro" w:hAnsi="Be Vietnam Pro"/>
+                <w:color w:val="101814"/>
+                <w:sz w:val="20"/>
+                <w:szCs w:val="20"/>
+              </w:rPr>
+              <w:t xml:space="preserve">Ban Giám đốc Công ty OPTIMAI</w:t>
             </w:r>
           </w:p>
         </w:tc>
@@ -3412,7 +3412,7 @@
           <w:sz w:val="21"/>
           <w:szCs w:val="21"/>
         </w:rPr>
-        <w:t xml:space="preserve">, đúng với đặc điểm của một đội tự phát triển sản phẩm, khác với một dự án được bàn giao trọn gói.</w:t>
+        <w:t xml:space="preserve">, đúng với đặc điểm của một đội trực tiếp sản xuất, khác với một dự án nhận bàn giao trọn gói từ bên khác.</w:t>
       </w:r>
     </w:p>
     <w:p>

--- a/docs/DA1-website-va-cms/DA1-06-cd3-lap-trinh-va-nhat-ky.docx
+++ b/docs/DA1-website-va-cms/DA1-06-cd3-lap-trinh-va-nhat-ky.docx
@@ -9,48 +9,39 @@
     </w:p>
     <w:p>
       <w:pPr>
-        <w:spacing w:after="350"/>
+        <w:spacing w:after="40"/>
         <w:jc w:val="center"/>
       </w:pPr>
       <w:r>
-        <w:drawing>
-          <wp:inline distT="0" distB="0" distL="0" distR="0">
-            <wp:extent cx="2476500" cy="723900"/>
-            <wp:effectExtent t="0" r="0" b="0" l="0"/>
-            <wp:docPr id="1" name="" descr="" title=""/>
-            <wp:cNvGraphicFramePr>
-              <a:graphicFrameLocks xmlns:a="http://schemas.openxmlformats.org/drawingml/2006/main" noChangeAspect="1"/>
-            </wp:cNvGraphicFramePr>
-            <a:graphic xmlns:a="http://schemas.openxmlformats.org/drawingml/2006/main">
-              <a:graphicData uri="http://schemas.openxmlformats.org/drawingml/2006/picture">
-                <pic:pic xmlns:pic="http://schemas.openxmlformats.org/drawingml/2006/picture">
-                  <pic:nvPicPr>
-                    <pic:cNvPr id="0" name="" descr=""/>
-                    <pic:cNvPicPr>
-                      <a:picLocks noChangeAspect="1" noChangeArrowheads="1"/>
-                    </pic:cNvPicPr>
-                  </pic:nvPicPr>
-                  <pic:blipFill>
-                    <a:blip r:embed="rId9" cstate="none"/>
-                    <a:srcRect/>
-                    <a:stretch>
-                      <a:fillRect/>
-                    </a:stretch>
-                  </pic:blipFill>
-                  <pic:spPr bwMode="auto">
-                    <a:xfrm>
-                      <a:off x="0" y="0"/>
-                      <a:ext cx="2476500" cy="723900"/>
-                    </a:xfrm>
-                    <a:prstGeom prst="rect">
-                      <a:avLst/>
-                    </a:prstGeom>
-                  </pic:spPr>
-                </pic:pic>
-              </a:graphicData>
-            </a:graphic>
-          </wp:inline>
-        </w:drawing>
+        <w:rPr>
+          <w:rFonts w:ascii="Be Vietnam Pro" w:cs="Be Vietnam Pro" w:eastAsia="Be Vietnam Pro" w:hAnsi="Be Vietnam Pro"/>
+          <w:b/>
+          <w:bCs/>
+          <w:color w:val="036F3D"/>
+          <w:spacing w:val="160"/>
+          <w:sz w:val="64"/>
+          <w:szCs w:val="64"/>
+        </w:rPr>
+        <w:t xml:space="preserve">OPTIMAI</w:t>
+      </w:r>
+    </w:p>
+    <w:p>
+      <w:pPr>
+        <w:pBdr>
+          <w:top w:val="single" w:color="F58E33" w:sz="8" w:space="10"/>
+        </w:pBdr>
+        <w:spacing w:after="320"/>
+        <w:jc w:val="center"/>
+      </w:pPr>
+      <w:r>
+        <w:rPr>
+          <w:rFonts w:ascii="Be Vietnam Pro" w:cs="Be Vietnam Pro" w:eastAsia="Be Vietnam Pro" w:hAnsi="Be Vietnam Pro"/>
+          <w:color w:val="8A4B12"/>
+          <w:spacing w:val="70"/>
+          <w:sz w:val="16"/>
+          <w:szCs w:val="16"/>
+        </w:rPr>
+        <w:t xml:space="preserve">CÔNG TY PHÁT TRIỂN PHẦN MỀM</w:t>
       </w:r>
     </w:p>
     <w:p>
@@ -8201,44 +8192,16 @@
             <w:spacing w:after="0"/>
           </w:pPr>
           <w:r>
-            <w:drawing>
-              <wp:inline distT="0" distB="0" distL="0" distR="0">
-                <wp:extent cx="1009650" cy="295275"/>
-                <wp:effectExtent t="0" r="0" b="0" l="0"/>
-                <wp:docPr id="1" name="" descr="" title=""/>
-                <wp:cNvGraphicFramePr>
-                  <a:graphicFrameLocks xmlns:a="http://schemas.openxmlformats.org/drawingml/2006/main" noChangeAspect="1"/>
-                </wp:cNvGraphicFramePr>
-                <a:graphic xmlns:a="http://schemas.openxmlformats.org/drawingml/2006/main">
-                  <a:graphicData uri="http://schemas.openxmlformats.org/drawingml/2006/picture">
-                    <pic:pic xmlns:pic="http://schemas.openxmlformats.org/drawingml/2006/picture">
-                      <pic:nvPicPr>
-                        <pic:cNvPr id="0" name="" descr=""/>
-                        <pic:cNvPicPr>
-                          <a:picLocks noChangeAspect="1" noChangeArrowheads="1"/>
-                        </pic:cNvPicPr>
-                      </pic:nvPicPr>
-                      <pic:blipFill>
-                        <a:blip r:embed="rId0" cstate="none"/>
-                        <a:srcRect/>
-                        <a:stretch>
-                          <a:fillRect/>
-                        </a:stretch>
-                      </pic:blipFill>
-                      <pic:spPr bwMode="auto">
-                        <a:xfrm>
-                          <a:off x="0" y="0"/>
-                          <a:ext cx="1009650" cy="295275"/>
-                        </a:xfrm>
-                        <a:prstGeom prst="rect">
-                          <a:avLst/>
-                        </a:prstGeom>
-                      </pic:spPr>
-                    </pic:pic>
-                  </a:graphicData>
-                </a:graphic>
-              </wp:inline>
-            </w:drawing>
+            <w:rPr>
+              <w:rFonts w:ascii="Be Vietnam Pro" w:cs="Be Vietnam Pro" w:eastAsia="Be Vietnam Pro" w:hAnsi="Be Vietnam Pro"/>
+              <w:b/>
+              <w:bCs/>
+              <w:color w:val="036F3D"/>
+              <w:spacing w:val="60"/>
+              <w:sz w:val="19"/>
+              <w:szCs w:val="19"/>
+            </w:rPr>
+            <w:t xml:space="preserve">OPTIMAI</w:t>
           </w:r>
         </w:p>
       </w:tc>

--- a/docs/DA1-website-va-cms/DA1-06-cd3-lap-trinh-va-nhat-ky.docx
+++ b/docs/DA1-website-va-cms/DA1-06-cd3-lap-trinh-va-nhat-ky.docx
@@ -1206,6 +1206,106 @@
         </w:rPr>
         <w:t xml:space="preserve"/>
       </w:r>
+    </w:p>
+    <w:tbl>
+      <w:tblPr>
+        <w:tblW w:type="dxa" w:w="9360"/>
+        <w:tblBorders>
+          <w:top w:val="none" w:color="auto" w:sz="0"/>
+          <w:left w:val="single" w:color="008E4D" w:sz="18"/>
+          <w:bottom w:val="none" w:color="auto" w:sz="0"/>
+          <w:right w:val="none" w:color="auto" w:sz="0"/>
+          <w:insideH w:val="none" w:color="auto" w:sz="0"/>
+          <w:insideV w:val="none" w:color="auto" w:sz="0"/>
+        </w:tblBorders>
+        <w:tblLayout w:type="fixed"/>
+      </w:tblPr>
+      <w:tblGrid>
+        <w:gridCol w:w="9360"/>
+      </w:tblGrid>
+      <w:tr>
+        <w:tc>
+          <w:tcPr>
+            <w:tcW w:type="dxa" w:w="9360"/>
+            <w:shd w:fill="EEF6F1" w:color="auto" w:val="clear"/>
+            <w:tcMar>
+              <w:top w:type="dxa" w:w="150"/>
+              <w:left w:type="dxa" w:w="190"/>
+              <w:bottom w:type="dxa" w:w="150"/>
+              <w:right w:type="dxa" w:w="160"/>
+            </w:tcMar>
+          </w:tcPr>
+          <w:p>
+            <w:pPr>
+              <w:spacing w:after="0" w:line="290"/>
+            </w:pPr>
+            <w:r>
+              <w:rPr>
+                <w:rFonts w:ascii="Be Vietnam Pro" w:cs="Be Vietnam Pro" w:eastAsia="Be Vietnam Pro" w:hAnsi="Be Vietnam Pro"/>
+                <w:b/>
+                <w:bCs/>
+                <w:color w:val="101814"/>
+                <w:sz w:val="20"/>
+                <w:szCs w:val="20"/>
+              </w:rPr>
+              <w:t xml:space="preserve">Đội thực hiện.</w:t>
+            </w:r>
+            <w:r>
+              <w:rPr>
+                <w:rFonts w:ascii="Be Vietnam Pro" w:cs="Be Vietnam Pro" w:eastAsia="Be Vietnam Pro" w:hAnsi="Be Vietnam Pro"/>
+                <w:color w:val="101814"/>
+                <w:sz w:val="20"/>
+                <w:szCs w:val="20"/>
+              </w:rPr>
+              <w:t xml:space="preserve"> Toàn bộ công việc ghi trong nhật ký này do đội ngũ </w:t>
+            </w:r>
+            <w:r>
+              <w:rPr>
+                <w:rFonts w:ascii="Be Vietnam Pro" w:cs="Be Vietnam Pro" w:eastAsia="Be Vietnam Pro" w:hAnsi="Be Vietnam Pro"/>
+                <w:b/>
+                <w:bCs/>
+                <w:color w:val="101814"/>
+                <w:sz w:val="20"/>
+                <w:szCs w:val="20"/>
+              </w:rPr>
+              <w:t xml:space="preserve">Công ty OPTIMAI</w:t>
+            </w:r>
+            <w:r>
+              <w:rPr>
+                <w:rFonts w:ascii="Be Vietnam Pro" w:cs="Be Vietnam Pro" w:eastAsia="Be Vietnam Pro" w:hAnsi="Be Vietnam Pro"/>
+                <w:color w:val="101814"/>
+                <w:sz w:val="20"/>
+                <w:szCs w:val="20"/>
+              </w:rPr>
+              <w:t xml:space="preserve"> thực hiện. Phân công theo vai trò và công đoạn: </w:t>
+            </w:r>
+            <w:r>
+              <w:rPr>
+                <w:rFonts w:ascii="Menlo" w:cs="Menlo" w:eastAsia="Menlo" w:hAnsi="Menlo"/>
+                <w:color w:val="101814"/>
+                <w:sz w:val="20"/>
+                <w:szCs w:val="20"/>
+                <w:shd w:fill="F1F5F3" w:color="auto" w:val="clear"/>
+              </w:rPr>
+              <w:t xml:space="preserve">00-ho-so-chung/00-1-thuyet-minh-nang-luc-va-doi-ngu.md</w:t>
+            </w:r>
+            <w:r>
+              <w:rPr>
+                <w:rFonts w:ascii="Be Vietnam Pro" w:cs="Be Vietnam Pro" w:eastAsia="Be Vietnam Pro" w:hAnsi="Be Vietnam Pro"/>
+                <w:color w:val="101814"/>
+                <w:sz w:val="20"/>
+                <w:szCs w:val="20"/>
+              </w:rPr>
+              <w:t xml:space="preserve"> mục 4.1.</w:t>
+            </w:r>
+          </w:p>
+        </w:tc>
+      </w:tr>
+    </w:tbl>
+    <w:p>
+      <w:pPr>
+        <w:spacing w:after="160"/>
+      </w:pPr>
     </w:p>
     <w:p>
       <w:pPr>

--- a/docs/DA1-website-va-cms/DA1-06-cd3-lap-trinh-va-nhat-ky.docx
+++ b/docs/DA1-website-va-cms/DA1-06-cd3-lap-trinh-va-nhat-ky.docx
@@ -114,8 +114,8 @@
         <w:tblLayout w:type="fixed"/>
       </w:tblPr>
       <w:tblGrid>
-        <w:gridCol w:w="2700"/>
-        <w:gridCol w:w="6660"/>
+        <w:gridCol w:w="2600"/>
+        <w:gridCol w:w="6760"/>
       </w:tblGrid>
       <w:tr>
         <w:trPr>
@@ -123,7 +123,7 @@
         </w:trPr>
         <w:tc>
           <w:tcPr>
-            <w:tcW w:type="dxa" w:w="2700"/>
+            <w:tcW w:type="dxa" w:w="2600"/>
             <w:shd w:fill="EEF6F1" w:color="auto" w:val="clear"/>
             <w:tcMar>
               <w:top w:type="dxa" w:w="90"/>
@@ -152,7 +152,7 @@
         </w:tc>
         <w:tc>
           <w:tcPr>
-            <w:tcW w:type="dxa" w:w="6660"/>
+            <w:tcW w:type="dxa" w:w="6760"/>
             <w:shd w:fill="EEF6F1" w:color="auto" w:val="clear"/>
             <w:tcMar>
               <w:top w:type="dxa" w:w="90"/>
@@ -186,7 +186,7 @@
         </w:trPr>
         <w:tc>
           <w:tcPr>
-            <w:tcW w:type="dxa" w:w="2700"/>
+            <w:tcW w:type="dxa" w:w="2600"/>
             <w:tcMar>
               <w:top w:type="dxa" w:w="90"/>
               <w:left w:type="dxa" w:w="120"/>
@@ -212,7 +212,7 @@
         </w:tc>
         <w:tc>
           <w:tcPr>
-            <w:tcW w:type="dxa" w:w="6660"/>
+            <w:tcW w:type="dxa" w:w="6760"/>
             <w:tcMar>
               <w:top w:type="dxa" w:w="90"/>
               <w:left w:type="dxa" w:w="120"/>
@@ -243,7 +243,7 @@
         </w:trPr>
         <w:tc>
           <w:tcPr>
-            <w:tcW w:type="dxa" w:w="2700"/>
+            <w:tcW w:type="dxa" w:w="2600"/>
             <w:tcMar>
               <w:top w:type="dxa" w:w="90"/>
               <w:left w:type="dxa" w:w="120"/>
@@ -269,7 +269,7 @@
         </w:tc>
         <w:tc>
           <w:tcPr>
-            <w:tcW w:type="dxa" w:w="6660"/>
+            <w:tcW w:type="dxa" w:w="6760"/>
             <w:tcMar>
               <w:top w:type="dxa" w:w="90"/>
               <w:left w:type="dxa" w:w="120"/>
@@ -300,7 +300,7 @@
         </w:trPr>
         <w:tc>
           <w:tcPr>
-            <w:tcW w:type="dxa" w:w="2700"/>
+            <w:tcW w:type="dxa" w:w="2600"/>
             <w:tcMar>
               <w:top w:type="dxa" w:w="90"/>
               <w:left w:type="dxa" w:w="120"/>
@@ -326,7 +326,7 @@
         </w:tc>
         <w:tc>
           <w:tcPr>
-            <w:tcW w:type="dxa" w:w="6660"/>
+            <w:tcW w:type="dxa" w:w="6760"/>
             <w:tcMar>
               <w:top w:type="dxa" w:w="90"/>
               <w:left w:type="dxa" w:w="120"/>
@@ -357,7 +357,7 @@
         </w:trPr>
         <w:tc>
           <w:tcPr>
-            <w:tcW w:type="dxa" w:w="2700"/>
+            <w:tcW w:type="dxa" w:w="2600"/>
             <w:tcMar>
               <w:top w:type="dxa" w:w="90"/>
               <w:left w:type="dxa" w:w="120"/>
@@ -383,7 +383,7 @@
         </w:tc>
         <w:tc>
           <w:tcPr>
-            <w:tcW w:type="dxa" w:w="6660"/>
+            <w:tcW w:type="dxa" w:w="6760"/>
             <w:tcMar>
               <w:top w:type="dxa" w:w="90"/>
               <w:left w:type="dxa" w:w="120"/>
@@ -414,7 +414,7 @@
         </w:trPr>
         <w:tc>
           <w:tcPr>
-            <w:tcW w:type="dxa" w:w="2700"/>
+            <w:tcW w:type="dxa" w:w="2600"/>
             <w:tcMar>
               <w:top w:type="dxa" w:w="90"/>
               <w:left w:type="dxa" w:w="120"/>
@@ -440,7 +440,7 @@
         </w:tc>
         <w:tc>
           <w:tcPr>
-            <w:tcW w:type="dxa" w:w="6660"/>
+            <w:tcW w:type="dxa" w:w="6760"/>
             <w:tcMar>
               <w:top w:type="dxa" w:w="90"/>
               <w:left w:type="dxa" w:w="120"/>
@@ -471,7 +471,7 @@
         </w:trPr>
         <w:tc>
           <w:tcPr>
-            <w:tcW w:type="dxa" w:w="2700"/>
+            <w:tcW w:type="dxa" w:w="2600"/>
             <w:tcMar>
               <w:top w:type="dxa" w:w="90"/>
               <w:left w:type="dxa" w:w="120"/>
@@ -497,27 +497,27 @@
         </w:tc>
         <w:tc>
           <w:tcPr>
-            <w:tcW w:type="dxa" w:w="6660"/>
-            <w:tcMar>
-              <w:top w:type="dxa" w:w="90"/>
-              <w:left w:type="dxa" w:w="120"/>
-              <w:bottom w:type="dxa" w:w="90"/>
-              <w:right w:type="dxa" w:w="120"/>
-            </w:tcMar>
-            <w:vAlign w:val="center"/>
-          </w:tcPr>
-          <w:p>
-            <w:pPr>
-              <w:spacing w:after="0" w:line="280"/>
-            </w:pPr>
-            <w:r>
-              <w:rPr>
-                <w:rFonts w:ascii="Be Vietnam Pro" w:cs="Be Vietnam Pro" w:eastAsia="Be Vietnam Pro" w:hAnsi="Be Vietnam Pro"/>
-                <w:color w:val="101814"/>
-                <w:sz w:val="20"/>
-                <w:szCs w:val="20"/>
-              </w:rPr>
-              <w:t xml:space="preserve">QuanNH — Team Lead, Công ty OPTIMAI</w:t>
+            <w:tcW w:type="dxa" w:w="6760"/>
+            <w:tcMar>
+              <w:top w:type="dxa" w:w="90"/>
+              <w:left w:type="dxa" w:w="120"/>
+              <w:bottom w:type="dxa" w:w="90"/>
+              <w:right w:type="dxa" w:w="120"/>
+            </w:tcMar>
+            <w:vAlign w:val="center"/>
+          </w:tcPr>
+          <w:p>
+            <w:pPr>
+              <w:spacing w:after="0" w:line="280"/>
+            </w:pPr>
+            <w:r>
+              <w:rPr>
+                <w:rFonts w:ascii="Be Vietnam Pro" w:cs="Be Vietnam Pro" w:eastAsia="Be Vietnam Pro" w:hAnsi="Be Vietnam Pro"/>
+                <w:color w:val="101814"/>
+                <w:sz w:val="20"/>
+                <w:szCs w:val="20"/>
+              </w:rPr>
+              <w:t xml:space="preserve">Quân — Team phát triển, Công ty OPTIMAI</w:t>
             </w:r>
           </w:p>
         </w:tc>
@@ -528,7 +528,7 @@
         </w:trPr>
         <w:tc>
           <w:tcPr>
-            <w:tcW w:type="dxa" w:w="2700"/>
+            <w:tcW w:type="dxa" w:w="2600"/>
             <w:tcMar>
               <w:top w:type="dxa" w:w="90"/>
               <w:left w:type="dxa" w:w="120"/>
@@ -554,7 +554,7 @@
         </w:tc>
         <w:tc>
           <w:tcPr>
-            <w:tcW w:type="dxa" w:w="6660"/>
+            <w:tcW w:type="dxa" w:w="6760"/>
             <w:tcMar>
               <w:top w:type="dxa" w:w="90"/>
               <w:left w:type="dxa" w:w="120"/>
@@ -1170,6 +1170,129 @@
           <w:docGrid w:linePitch="360"/>
         </w:sectPr>
       </w:pPr>
+    </w:p>
+    <w:p>
+      <w:pPr>
+        <w:spacing w:after="140" w:before="120"/>
+      </w:pPr>
+      <w:r>
+        <w:rPr>
+          <w:rFonts w:ascii="Be Vietnam Pro" w:cs="Be Vietnam Pro" w:eastAsia="Be Vietnam Pro" w:hAnsi="Be Vietnam Pro"/>
+          <w:b/>
+          <w:bCs/>
+          <w:color w:val="036F3D"/>
+          <w:spacing w:val="50"/>
+          <w:sz w:val="21"/>
+          <w:szCs w:val="21"/>
+        </w:rPr>
+        <w:t xml:space="preserve">MỤC LỤC</w:t>
+      </w:r>
+    </w:p>
+    <w:p>
+      <w:pPr>
+        <w:spacing w:after="40" w:line="260"/>
+        <w:ind w:left="220"/>
+      </w:pPr>
+      <w:r>
+        <w:rPr>
+          <w:rFonts w:ascii="Be Vietnam Pro" w:cs="Be Vietnam Pro" w:eastAsia="Be Vietnam Pro" w:hAnsi="Be Vietnam Pro"/>
+          <w:color w:val="4A5551"/>
+          <w:sz w:val="19"/>
+          <w:szCs w:val="19"/>
+        </w:rPr>
+        <w:t xml:space="preserve">1. Tổ chức mã nguồn</w:t>
+      </w:r>
+    </w:p>
+    <w:p>
+      <w:pPr>
+        <w:spacing w:after="40" w:line="260"/>
+        <w:ind w:left="220"/>
+      </w:pPr>
+      <w:r>
+        <w:rPr>
+          <w:rFonts w:ascii="Be Vietnam Pro" w:cs="Be Vietnam Pro" w:eastAsia="Be Vietnam Pro" w:hAnsi="Be Vietnam Pro"/>
+          <w:color w:val="4A5551"/>
+          <w:sz w:val="19"/>
+          <w:szCs w:val="19"/>
+        </w:rPr>
+        <w:t xml:space="preserve">2. Quy ước lập trình áp dụng</w:t>
+      </w:r>
+    </w:p>
+    <w:p>
+      <w:pPr>
+        <w:spacing w:after="40" w:line="260"/>
+        <w:ind w:left="220"/>
+      </w:pPr>
+      <w:r>
+        <w:rPr>
+          <w:rFonts w:ascii="Be Vietnam Pro" w:cs="Be Vietnam Pro" w:eastAsia="Be Vietnam Pro" w:hAnsi="Be Vietnam Pro"/>
+          <w:color w:val="4A5551"/>
+          <w:sz w:val="19"/>
+          <w:szCs w:val="19"/>
+        </w:rPr>
+        <w:t xml:space="preserve">3. Kiểm tra bắt buộc trước mỗi lần ghi nhận</w:t>
+      </w:r>
+    </w:p>
+    <w:p>
+      <w:pPr>
+        <w:spacing w:after="40" w:line="260"/>
+        <w:ind w:left="220"/>
+      </w:pPr>
+      <w:r>
+        <w:rPr>
+          <w:rFonts w:ascii="Be Vietnam Pro" w:cs="Be Vietnam Pro" w:eastAsia="Be Vietnam Pro" w:hAnsi="Be Vietnam Pro"/>
+          <w:color w:val="4A5551"/>
+          <w:sz w:val="19"/>
+          <w:szCs w:val="19"/>
+        </w:rPr>
+        <w:t xml:space="preserve">4. Nhật ký phát triển</w:t>
+      </w:r>
+    </w:p>
+    <w:p>
+      <w:pPr>
+        <w:spacing w:after="40" w:line="260"/>
+        <w:ind w:left="220"/>
+      </w:pPr>
+      <w:r>
+        <w:rPr>
+          <w:rFonts w:ascii="Be Vietnam Pro" w:cs="Be Vietnam Pro" w:eastAsia="Be Vietnam Pro" w:hAnsi="Be Vietnam Pro"/>
+          <w:color w:val="4A5551"/>
+          <w:sz w:val="19"/>
+          <w:szCs w:val="19"/>
+        </w:rPr>
+        <w:t xml:space="preserve">5. Thống kê khối lượng</w:t>
+      </w:r>
+    </w:p>
+    <w:p>
+      <w:pPr>
+        <w:spacing w:after="40" w:line="260"/>
+        <w:ind w:left="220"/>
+      </w:pPr>
+      <w:r>
+        <w:rPr>
+          <w:rFonts w:ascii="Be Vietnam Pro" w:cs="Be Vietnam Pro" w:eastAsia="Be Vietnam Pro" w:hAnsi="Be Vietnam Pro"/>
+          <w:color w:val="4A5551"/>
+          <w:sz w:val="19"/>
+          <w:szCs w:val="19"/>
+        </w:rPr>
+        <w:t xml:space="preserve">6. Việc còn lại</w:t>
+      </w:r>
+    </w:p>
+    <w:p>
+      <w:pPr>
+        <w:pBdr>
+          <w:bottom w:val="single" w:color="CFE3D8" w:sz="4" w:space="4"/>
+        </w:pBdr>
+        <w:spacing w:after="260" w:before="160"/>
+      </w:pPr>
+      <w:r>
+        <w:rPr>
+          <w:rFonts w:ascii="Be Vietnam Pro" w:cs="Be Vietnam Pro" w:eastAsia="Be Vietnam Pro" w:hAnsi="Be Vietnam Pro"/>
+          <w:sz w:val="2"/>
+          <w:szCs w:val="2"/>
+        </w:rPr>
+        <w:t xml:space="preserve"/>
+      </w:r>
     </w:p>
     <w:p>
       <w:pPr>
